--- a/AMUR/ZADANIA/Spirala liczb/spirala.docx
+++ b/AMUR/ZADANIA/Spirala liczb/spirala.docx
@@ -14,7 +14,7 @@
         <w:rPr>
           <w:lang w:val="pl-PL"/>
         </w:rPr>
-        <w:t>Zadanie: Spirala liczb (Odległość Manhattańska)</w:t>
+        <w:t xml:space="preserve">Zadanie: Spirala liczb </w:t>
       </w:r>
     </w:p>
     <w:p>
@@ -39,6 +39,7 @@
       </w:pPr>
       <w:r>
         <w:rPr>
+          <w:noProof/>
           <w:lang w:val="pl-PL"/>
         </w:rPr>
         <w:drawing>
@@ -108,13 +109,7 @@
         <w:rPr>
           <w:lang w:val="pl-PL"/>
         </w:rPr>
-        <w:t xml:space="preserve">. Następne liczby układają się dookoła niej (2 jest po prawej, 3 na </w:t>
-      </w:r>
-      <w:r>
-        <w:rPr>
-          <w:lang w:val="pl-PL"/>
-        </w:rPr>
-        <w:t>d</w:t>
+        <w:t>. Następne liczby układają się dookoła niej (2 jest po prawej, 3 na d</w:t>
       </w:r>
       <w:r>
         <w:rPr>
